--- a/estandar-d/templates/4-4-reporte-cierre-proyecto.docx
+++ b/estandar-d/templates/4-4-reporte-cierre-proyecto.docx
@@ -29,98 +29,86 @@
         <w:t>Reporte final de cierre del proyecto de modernización digital, elaborado</w:t>
       </w:r>
     </w:p>
-    <w:tbl>
-      <w:tblPr>
-        <w:tblStyle w:val="TableGrid"/>
-        <w:tblW w:type="auto" w:w="0"/>
-        <w:tblBorders>
-          <w:top w:val="single" w:sz="4" w:space="0" w:color="C9D3E4"/>
-          <w:left w:val="single" w:sz="4" w:space="0" w:color="C9D3E4"/>
-          <w:bottom w:val="single" w:sz="4" w:space="0" w:color="C9D3E4"/>
-          <w:right w:val="single" w:sz="4" w:space="0" w:color="C9D3E4"/>
-          <w:insideH w:val="single" w:sz="4" w:space="0" w:color="C9D3E4"/>
-          <w:insideV w:val="single" w:sz="4" w:space="0" w:color="C9D3E4"/>
-        </w:tblBorders>
-        <w:tblCellMar>
-          <w:top w:w="60" w:type="dxa"/>
-          <w:left w:w="108" w:type="dxa"/>
-          <w:bottom w:w="60" w:type="dxa"/>
-          <w:right w:w="108" w:type="dxa"/>
-        </w:tblCellMar>
-        <w:tblLook w:firstColumn="1" w:firstRow="1" w:lastColumn="0" w:lastRow="0" w:noHBand="0" w:noVBand="1" w:val="04A0"/>
-      </w:tblPr>
-      <w:tblGrid>
-        <w:gridCol w:w="3312"/>
-        <w:gridCol w:w="3312"/>
-        <w:gridCol w:w="3312"/>
-      </w:tblGrid>
-      <w:tr>
-        <w:trPr>
-          <w:cantSplit w:val="true"/>
-          <w:tblHeader w:val="true"/>
-        </w:trPr>
-        <w:tc>
-          <w:tcPr>
-            <w:tcW w:type="dxa" w:w="3312"/>
-            <w:shd w:val="clear" w:color="auto" w:fill="28467E"/>
-            <w:vAlign w:val="top"/>
-          </w:tcPr>
-          <w:p>
-            <w:pPr>
-              <w:spacing w:before="0" w:after="40" w:line="240" w:lineRule="auto"/>
-            </w:pPr>
-            <w:r>
-              <w:rPr>
-                <w:b/>
-                <w:color w:val="FFFFFF"/>
-                <w:sz w:val="19"/>
-              </w:rPr>
-              <w:t>Mi CompañIA</w:t>
-            </w:r>
-          </w:p>
-        </w:tc>
-        <w:tc>
-          <w:tcPr>
-            <w:tcW w:type="dxa" w:w="3312"/>
-            <w:shd w:val="clear" w:color="auto" w:fill="28467E"/>
-            <w:vAlign w:val="top"/>
-          </w:tcPr>
-          <w:p>
-            <w:pPr>
-              <w:spacing w:before="0" w:after="40" w:line="240" w:lineRule="auto"/>
-            </w:pPr>
-            <w:r>
-              <w:rPr>
-                <w:b/>
-                <w:color w:val="FFFFFF"/>
-                <w:sz w:val="19"/>
-              </w:rPr>
-              <w:t>Reporte final de cierre del proyecto de modernización digital, elaborado Manual de Modernización Digital con IA · Producto del Elemento 4 · Optimizar</w:t>
-            </w:r>
-          </w:p>
-        </w:tc>
-        <w:tc>
-          <w:tcPr>
-            <w:tcW w:type="dxa" w:w="3312"/>
-            <w:shd w:val="clear" w:color="auto" w:fill="28467E"/>
-            <w:vAlign w:val="top"/>
-          </w:tcPr>
-          <w:p>
-            <w:pPr>
-              <w:spacing w:before="0" w:after="40" w:line="240" w:lineRule="auto"/>
-            </w:pPr>
-            <w:r>
-              <w:rPr>
-                <w:b/>
-                <w:color w:val="FFFFFF"/>
-                <w:sz w:val="19"/>
-              </w:rPr>
-              <w:t>Producto 4.4 Template editable Mi CompañIA · FUNDES</w:t>
-            </w:r>
-          </w:p>
-        </w:tc>
-      </w:tr>
-    </w:tbl>
+    <w:p>
+      <w:pPr>
+        <w:spacing w:after="40"/>
+      </w:pPr>
+      <w:r>
+        <w:rPr>
+          <w:rFonts w:ascii="Calibri" w:hAnsi="Calibri"/>
+          <w:b/>
+          <w:i w:val="0"/>
+          <w:color w:val="28467E"/>
+          <w:sz w:val="18"/>
+        </w:rPr>
+        <w:t>Producto 4.4</w:t>
+      </w:r>
+      <w:r>
+        <w:rPr>
+          <w:rFonts w:ascii="Calibri" w:hAnsi="Calibri"/>
+          <w:b w:val="0"/>
+          <w:i w:val="0"/>
+          <w:color w:val="28467E"/>
+          <w:sz w:val="18"/>
+        </w:rPr>
+        <w:t xml:space="preserve"> Template editable</w:t>
+      </w:r>
+      <w:r>
+        <w:rPr>
+          <w:rFonts w:ascii="Calibri" w:hAnsi="Calibri"/>
+          <w:b w:val="0"/>
+          <w:i/>
+          <w:color w:val="28467E"/>
+          <w:sz w:val="18"/>
+        </w:rPr>
+        <w:t xml:space="preserve"> Mi CompañIA · FUNDES</w:t>
+      </w:r>
+    </w:p>
+    <w:p>
+      <w:pPr>
+        <w:spacing w:after="40"/>
+      </w:pPr>
+      <w:r>
+        <w:rPr>
+          <w:rFonts w:ascii="Calibri" w:hAnsi="Calibri"/>
+          <w:b w:val="0"/>
+          <w:i w:val="0"/>
+          <w:color w:val="4B5563"/>
+          <w:sz w:val="18"/>
+        </w:rPr>
+        <w:t>Manual de Modernización Digital con IA · Producto del Elemento 4 · Optimizar</w:t>
+      </w:r>
+    </w:p>
+    <w:p>
+      <w:pPr>
+        <w:pBdr>
+          <w:left w:val="single" w:sz="18" w:space="6" w:color="F7C031"/>
+        </w:pBdr>
+        <w:shd w:val="clear" w:color="auto" w:fill="FFF3CC"/>
+        <w:spacing w:before="200" w:after="240"/>
+        <w:ind w:left="160" w:right="80"/>
+      </w:pPr>
+      <w:r>
+        <w:rPr>
+          <w:rFonts w:ascii="Calibri" w:hAnsi="Calibri"/>
+          <w:b/>
+          <w:i w:val="0"/>
+          <w:color w:val="28467E"/>
+          <w:sz w:val="20"/>
+        </w:rPr>
+        <w:t>Sobre este template.</w:t>
+      </w:r>
+      <w:r>
+        <w:rPr>
+          <w:rFonts w:ascii="Calibri" w:hAnsi="Calibri"/>
+          <w:b w:val="0"/>
+          <w:i w:val="0"/>
+          <w:color w:val="4B5563"/>
+          <w:sz w:val="20"/>
+        </w:rPr>
+        <w:t xml:space="preserve"> El documento con el que el proyecto termina formalmente. No es un resumen de cortesía: es la constancia de que entregaste lo que prometiste, de que la MiPyME recibió credenciales y documentación, de qué mantenimiento queda comprometido y hasta cuándo. Cierra con la firma de conformidad del responsable, que es la evidencia de que el cierre ocurrió de común acuerdo y no por abandono. Tu evaluador no busca que llenes el template — busca que respondas con datos de TU proyecto real con una MiPyME. Las preguntas guía te orientan; las respuestas son tuyas.</w:t>
+      </w:r>
+    </w:p>
     <w:p>
       <w:pPr>
         <w:pStyle w:val="Heading2"/>
@@ -175,6 +163,36 @@
       </w:pPr>
       <w:r>
         <w:t>(f) Incluye la firma de conformidad del responsable de la MiPyME sobre el cierre del proyecto</w:t>
+      </w:r>
+    </w:p>
+    <w:p>
+      <w:pPr>
+        <w:pBdr>
+          <w:left w:val="single" w:sz="18" w:space="6" w:color="F29100"/>
+        </w:pBdr>
+        <w:shd w:val="clear" w:color="auto" w:fill="FFF3CC"/>
+        <w:spacing w:before="200" w:after="240"/>
+        <w:ind w:left="160" w:right="80"/>
+      </w:pPr>
+      <w:r>
+        <w:rPr>
+          <w:rFonts w:ascii="Calibri" w:hAnsi="Calibri"/>
+          <w:b/>
+          <w:i/>
+          <w:color w:val="28467E"/>
+          <w:sz w:val="20"/>
+        </w:rPr>
+        <w:t>Caso pedagógico Distribuidora El Surtido (ilustrativo, NO es tu solución):</w:t>
+      </w:r>
+      <w:r>
+        <w:rPr>
+          <w:rFonts w:ascii="Calibri" w:hAnsi="Calibri"/>
+          <w:b w:val="0"/>
+          <w:i/>
+          <w:color w:val="4B5563"/>
+          <w:sz w:val="20"/>
+        </w:rPr>
+        <w:t xml:space="preserve"> El Surtido — Reporte final de cierre · agosto 2025. Resumen ejecutivo: el objetivo era bajar de 5 min a menos de 1 min la confirmación de pedidos por WhatsApp y dejar de perder pedidos en hora pico; se logró en las tres sucursales, con 94% de confirmaciones bajo 30 segundos y cero pedidos perdidos en las últimas cuatro semanas medidas. Entregables transferidos: bot de captura de pedidos (operando), tablero de inventario (operando), manual de usuario v1.2 (entregado), manual de mantenimiento v1.0 (entregado), repositorio de código con documentación técnica (transferido a la cuenta de la empresa). Acuse de credenciales: Doña Rosa recibió el 12 de agosto el sobre digital con los accesos de administrador de la plataforma, del proveedor de IA y del panel de hospedaje, con acuse firmado por correo. Compromisos de mantenimiento: soporte correctivo por 6 meses (hasta febrero 2026), respuesta en 24 h hábiles para fallas que detengan la operación y en 72 h para el resto; no incluye desarrollo de funciones nuevas. Recomendaciones de continuidad: revisar el costo por consulta del proveedor de IA cada trimestre, capacitar a una segunda persona como respaldo de Doña Rosa y evaluar la predicción de demanda cuando se cumplan seis meses de historial. Firma de conformidad: Rosa Martínez, propietaria, 15 de agosto de 2025.</w:t>
       </w:r>
     </w:p>
     <w:tbl>
@@ -360,6 +378,539 @@
       </w:pPr>
       <w:r>
         <w:t>Tu turno · preguntas guía</w:t>
+      </w:r>
+    </w:p>
+    <w:p>
+      <w:pPr>
+        <w:keepNext/>
+        <w:spacing w:before="320" w:after="80"/>
+      </w:pPr>
+      <w:r>
+        <w:rPr>
+          <w:rFonts w:ascii="Calibri" w:hAnsi="Calibri"/>
+          <w:b/>
+          <w:color w:val="28467E"/>
+          <w:sz w:val="23"/>
+        </w:rPr>
+        <w:t>1 · Resumen ejecutivo del proyecto</w:t>
+      </w:r>
+    </w:p>
+    <w:p>
+      <w:pPr>
+        <w:keepNext/>
+        <w:spacing w:after="120"/>
+        <w:ind w:left="200"/>
+      </w:pPr>
+      <w:r>
+        <w:rPr>
+          <w:rFonts w:ascii="Calibri" w:hAnsi="Calibri"/>
+          <w:b w:val="0"/>
+          <w:i/>
+          <w:color w:val="4B5563"/>
+          <w:sz w:val="20"/>
+        </w:rPr>
+        <w:t>¿Cuál era el objetivo con el que arrancó el proyecto y qué alcance se logró realmente? Compara lo prometido con lo entregado y respalda los resultados con las cifras del reporte de rendimiento técnico.</w:t>
+      </w:r>
+    </w:p>
+    <w:tbl>
+      <w:tblPr>
+        <w:tblStyle w:val="TableGrid"/>
+        <w:tblW w:type="auto" w:w="0"/>
+        <w:tblBorders>
+          <w:top w:val="single" w:sz="4" w:space="0" w:color="C9D3E4"/>
+          <w:left w:val="single" w:sz="4" w:space="0" w:color="C9D3E4"/>
+          <w:bottom w:val="single" w:sz="4" w:space="0" w:color="C9D3E4"/>
+          <w:right w:val="single" w:sz="4" w:space="0" w:color="C9D3E4"/>
+          <w:insideH w:val="single" w:sz="4" w:space="0" w:color="C9D3E4"/>
+          <w:insideV w:val="single" w:sz="4" w:space="0" w:color="C9D3E4"/>
+        </w:tblBorders>
+        <w:tblCellMar>
+          <w:top w:w="140" w:type="dxa"/>
+          <w:left w:w="160" w:type="dxa"/>
+          <w:bottom w:w="140" w:type="dxa"/>
+          <w:right w:w="160" w:type="dxa"/>
+        </w:tblCellMar>
+        <w:tblLook w:firstColumn="1" w:firstRow="1" w:lastColumn="0" w:lastRow="0" w:noHBand="0" w:noVBand="1" w:val="04A0"/>
+      </w:tblPr>
+      <w:tblGrid>
+        <w:gridCol w:w="9936"/>
+      </w:tblGrid>
+      <w:tr>
+        <w:trPr>
+          <w:trHeight w:val="1440" w:hRule="atLeast"/>
+        </w:trPr>
+        <w:tc>
+          <w:tcPr>
+            <w:tcW w:type="dxa" w:w="9936"/>
+            <w:shd w:val="clear" w:color="auto" w:fill="FAFCFF"/>
+            <w:vAlign w:val="top"/>
+          </w:tcPr>
+          <w:p>
+            <w:r>
+              <w:rPr>
+                <w:rFonts w:ascii="Calibri" w:hAnsi="Calibri"/>
+                <w:i/>
+                <w:color w:val="4B5563"/>
+                <w:sz w:val="19"/>
+              </w:rPr>
+              <w:t>[Escribe aquí tu respuesta con datos reales de tu proyecto. Borra esta línea cuando empieces.]</w:t>
+            </w:r>
+          </w:p>
+        </w:tc>
+      </w:tr>
+    </w:tbl>
+    <w:p>
+      <w:pPr>
+        <w:spacing w:after="120"/>
+      </w:pPr>
+    </w:p>
+    <w:p>
+      <w:pPr>
+        <w:keepNext/>
+        <w:spacing w:before="320" w:after="80"/>
+      </w:pPr>
+      <w:r>
+        <w:rPr>
+          <w:rFonts w:ascii="Calibri" w:hAnsi="Calibri"/>
+          <w:b/>
+          <w:color w:val="28467E"/>
+          <w:sz w:val="23"/>
+        </w:rPr>
+        <w:t>2 · Entregables transferidos y su estatus</w:t>
+      </w:r>
+    </w:p>
+    <w:p>
+      <w:pPr>
+        <w:keepNext/>
+        <w:spacing w:after="120"/>
+        <w:ind w:left="200"/>
+      </w:pPr>
+      <w:r>
+        <w:rPr>
+          <w:rFonts w:ascii="Calibri" w:hAnsi="Calibri"/>
+          <w:b w:val="0"/>
+          <w:i/>
+          <w:color w:val="4B5563"/>
+          <w:sz w:val="20"/>
+        </w:rPr>
+        <w:t>Enlista todo lo que queda en manos de la MiPyME —solución, manuales, código, accesos— y anota junto a cada uno si está operando, operando con observaciones o pendiente. Un entregable sin estatus no cuenta como entregado.</w:t>
+      </w:r>
+    </w:p>
+    <w:tbl>
+      <w:tblPr>
+        <w:tblStyle w:val="TableGrid"/>
+        <w:tblW w:type="auto" w:w="0"/>
+        <w:tblBorders>
+          <w:top w:val="single" w:sz="4" w:space="0" w:color="C9D3E4"/>
+          <w:left w:val="single" w:sz="4" w:space="0" w:color="C9D3E4"/>
+          <w:bottom w:val="single" w:sz="4" w:space="0" w:color="C9D3E4"/>
+          <w:right w:val="single" w:sz="4" w:space="0" w:color="C9D3E4"/>
+          <w:insideH w:val="single" w:sz="4" w:space="0" w:color="C9D3E4"/>
+          <w:insideV w:val="single" w:sz="4" w:space="0" w:color="C9D3E4"/>
+        </w:tblBorders>
+        <w:tblCellMar>
+          <w:top w:w="140" w:type="dxa"/>
+          <w:left w:w="160" w:type="dxa"/>
+          <w:bottom w:w="140" w:type="dxa"/>
+          <w:right w:w="160" w:type="dxa"/>
+        </w:tblCellMar>
+        <w:tblLook w:firstColumn="1" w:firstRow="1" w:lastColumn="0" w:lastRow="0" w:noHBand="0" w:noVBand="1" w:val="04A0"/>
+      </w:tblPr>
+      <w:tblGrid>
+        <w:gridCol w:w="9936"/>
+      </w:tblGrid>
+      <w:tr>
+        <w:trPr>
+          <w:trHeight w:val="1440" w:hRule="atLeast"/>
+        </w:trPr>
+        <w:tc>
+          <w:tcPr>
+            <w:tcW w:type="dxa" w:w="9936"/>
+            <w:shd w:val="clear" w:color="auto" w:fill="FAFCFF"/>
+            <w:vAlign w:val="top"/>
+          </w:tcPr>
+          <w:p>
+            <w:r>
+              <w:rPr>
+                <w:rFonts w:ascii="Calibri" w:hAnsi="Calibri"/>
+                <w:i/>
+                <w:color w:val="4B5563"/>
+                <w:sz w:val="19"/>
+              </w:rPr>
+              <w:t>[Escribe aquí tu respuesta con datos reales de tu proyecto. Borra esta línea cuando empieces.]</w:t>
+            </w:r>
+          </w:p>
+        </w:tc>
+      </w:tr>
+    </w:tbl>
+    <w:p>
+      <w:pPr>
+        <w:spacing w:after="120"/>
+      </w:pPr>
+    </w:p>
+    <w:p>
+      <w:pPr>
+        <w:keepNext/>
+        <w:spacing w:before="320" w:after="80"/>
+      </w:pPr>
+      <w:r>
+        <w:rPr>
+          <w:rFonts w:ascii="Calibri" w:hAnsi="Calibri"/>
+          <w:b/>
+          <w:color w:val="28467E"/>
+          <w:sz w:val="23"/>
+        </w:rPr>
+        <w:t>3 · Acuse de credenciales y documentación</w:t>
+      </w:r>
+    </w:p>
+    <w:p>
+      <w:pPr>
+        <w:keepNext/>
+        <w:spacing w:after="120"/>
+        <w:ind w:left="200"/>
+      </w:pPr>
+      <w:r>
+        <w:rPr>
+          <w:rFonts w:ascii="Calibri" w:hAnsi="Calibri"/>
+          <w:b w:val="0"/>
+          <w:i/>
+          <w:color w:val="4B5563"/>
+          <w:sz w:val="20"/>
+        </w:rPr>
+        <w:t>¿Cómo documentaste que el responsable de la MiPyME recibió las credenciales actualizadas y la documentación? ¿Quién firmó, en qué fecha y por qué medio? Adjunta el acuse.</w:t>
+      </w:r>
+    </w:p>
+    <w:tbl>
+      <w:tblPr>
+        <w:tblStyle w:val="TableGrid"/>
+        <w:tblW w:type="auto" w:w="0"/>
+        <w:tblBorders>
+          <w:top w:val="single" w:sz="4" w:space="0" w:color="C9D3E4"/>
+          <w:left w:val="single" w:sz="4" w:space="0" w:color="C9D3E4"/>
+          <w:bottom w:val="single" w:sz="4" w:space="0" w:color="C9D3E4"/>
+          <w:right w:val="single" w:sz="4" w:space="0" w:color="C9D3E4"/>
+          <w:insideH w:val="single" w:sz="4" w:space="0" w:color="C9D3E4"/>
+          <w:insideV w:val="single" w:sz="4" w:space="0" w:color="C9D3E4"/>
+        </w:tblBorders>
+        <w:tblCellMar>
+          <w:top w:w="140" w:type="dxa"/>
+          <w:left w:w="160" w:type="dxa"/>
+          <w:bottom w:w="140" w:type="dxa"/>
+          <w:right w:w="160" w:type="dxa"/>
+        </w:tblCellMar>
+        <w:tblLook w:firstColumn="1" w:firstRow="1" w:lastColumn="0" w:lastRow="0" w:noHBand="0" w:noVBand="1" w:val="04A0"/>
+      </w:tblPr>
+      <w:tblGrid>
+        <w:gridCol w:w="9936"/>
+      </w:tblGrid>
+      <w:tr>
+        <w:trPr>
+          <w:trHeight w:val="1440" w:hRule="atLeast"/>
+        </w:trPr>
+        <w:tc>
+          <w:tcPr>
+            <w:tcW w:type="dxa" w:w="9936"/>
+            <w:shd w:val="clear" w:color="auto" w:fill="FAFCFF"/>
+            <w:vAlign w:val="top"/>
+          </w:tcPr>
+          <w:p>
+            <w:r>
+              <w:rPr>
+                <w:rFonts w:ascii="Calibri" w:hAnsi="Calibri"/>
+                <w:i/>
+                <w:color w:val="4B5563"/>
+                <w:sz w:val="19"/>
+              </w:rPr>
+              <w:t>[Escribe aquí tu respuesta con datos reales de tu proyecto. Borra esta línea cuando empieces.]</w:t>
+            </w:r>
+          </w:p>
+        </w:tc>
+      </w:tr>
+    </w:tbl>
+    <w:p>
+      <w:pPr>
+        <w:spacing w:after="120"/>
+      </w:pPr>
+    </w:p>
+    <w:p>
+      <w:pPr>
+        <w:keepNext/>
+        <w:spacing w:before="320" w:after="80"/>
+      </w:pPr>
+      <w:r>
+        <w:rPr>
+          <w:rFonts w:ascii="Calibri" w:hAnsi="Calibri"/>
+          <w:b/>
+          <w:color w:val="28467E"/>
+          <w:sz w:val="23"/>
+        </w:rPr>
+        <w:t>4 · Compromisos de mantenimiento y niveles de servicio</w:t>
+      </w:r>
+    </w:p>
+    <w:p>
+      <w:pPr>
+        <w:keepNext/>
+        <w:spacing w:after="120"/>
+        <w:ind w:left="200"/>
+      </w:pPr>
+      <w:r>
+        <w:rPr>
+          <w:rFonts w:ascii="Calibri" w:hAnsi="Calibri"/>
+          <w:b w:val="0"/>
+          <w:i/>
+          <w:color w:val="4B5563"/>
+          <w:sz w:val="20"/>
+        </w:rPr>
+        <w:t>¿Qué mantenimiento queda comprometido, con qué vigencia y con qué tiempos de respuesta? Escribe también lo que NO cubre: es la parte que evita malentendidos meses después.</w:t>
+      </w:r>
+    </w:p>
+    <w:tbl>
+      <w:tblPr>
+        <w:tblStyle w:val="TableGrid"/>
+        <w:tblW w:type="auto" w:w="0"/>
+        <w:tblBorders>
+          <w:top w:val="single" w:sz="4" w:space="0" w:color="C9D3E4"/>
+          <w:left w:val="single" w:sz="4" w:space="0" w:color="C9D3E4"/>
+          <w:bottom w:val="single" w:sz="4" w:space="0" w:color="C9D3E4"/>
+          <w:right w:val="single" w:sz="4" w:space="0" w:color="C9D3E4"/>
+          <w:insideH w:val="single" w:sz="4" w:space="0" w:color="C9D3E4"/>
+          <w:insideV w:val="single" w:sz="4" w:space="0" w:color="C9D3E4"/>
+        </w:tblBorders>
+        <w:tblCellMar>
+          <w:top w:w="140" w:type="dxa"/>
+          <w:left w:w="160" w:type="dxa"/>
+          <w:bottom w:w="140" w:type="dxa"/>
+          <w:right w:w="160" w:type="dxa"/>
+        </w:tblCellMar>
+        <w:tblLook w:firstColumn="1" w:firstRow="1" w:lastColumn="0" w:lastRow="0" w:noHBand="0" w:noVBand="1" w:val="04A0"/>
+      </w:tblPr>
+      <w:tblGrid>
+        <w:gridCol w:w="9936"/>
+      </w:tblGrid>
+      <w:tr>
+        <w:trPr>
+          <w:trHeight w:val="1440" w:hRule="atLeast"/>
+        </w:trPr>
+        <w:tc>
+          <w:tcPr>
+            <w:tcW w:type="dxa" w:w="9936"/>
+            <w:shd w:val="clear" w:color="auto" w:fill="FAFCFF"/>
+            <w:vAlign w:val="top"/>
+          </w:tcPr>
+          <w:p>
+            <w:r>
+              <w:rPr>
+                <w:rFonts w:ascii="Calibri" w:hAnsi="Calibri"/>
+                <w:i/>
+                <w:color w:val="4B5563"/>
+                <w:sz w:val="19"/>
+              </w:rPr>
+              <w:t>[Escribe aquí tu respuesta con datos reales de tu proyecto. Borra esta línea cuando empieces.]</w:t>
+            </w:r>
+          </w:p>
+        </w:tc>
+      </w:tr>
+    </w:tbl>
+    <w:p>
+      <w:pPr>
+        <w:spacing w:after="120"/>
+      </w:pPr>
+    </w:p>
+    <w:p>
+      <w:pPr>
+        <w:keepNext/>
+        <w:spacing w:before="320" w:after="80"/>
+      </w:pPr>
+      <w:r>
+        <w:rPr>
+          <w:rFonts w:ascii="Calibri" w:hAnsi="Calibri"/>
+          <w:b/>
+          <w:color w:val="28467E"/>
+          <w:sz w:val="23"/>
+        </w:rPr>
+        <w:t>5 · Recomendaciones de continuidad y evolución</w:t>
+      </w:r>
+    </w:p>
+    <w:p>
+      <w:pPr>
+        <w:keepNext/>
+        <w:spacing w:after="120"/>
+        <w:ind w:left="200"/>
+      </w:pPr>
+      <w:r>
+        <w:rPr>
+          <w:rFonts w:ascii="Calibri" w:hAnsi="Calibri"/>
+          <w:b w:val="0"/>
+          <w:i/>
+          <w:color w:val="4B5563"/>
+          <w:sz w:val="20"/>
+        </w:rPr>
+        <w:t>¿Qué debería hacer la MiPyME para que la solución siga sirviendo sin ti? Piensa en costos que pueden cambiar, personas que conviene capacitar y mejoras que solo tendrán sentido cuando haya más datos.</w:t>
+      </w:r>
+    </w:p>
+    <w:tbl>
+      <w:tblPr>
+        <w:tblStyle w:val="TableGrid"/>
+        <w:tblW w:type="auto" w:w="0"/>
+        <w:tblBorders>
+          <w:top w:val="single" w:sz="4" w:space="0" w:color="C9D3E4"/>
+          <w:left w:val="single" w:sz="4" w:space="0" w:color="C9D3E4"/>
+          <w:bottom w:val="single" w:sz="4" w:space="0" w:color="C9D3E4"/>
+          <w:right w:val="single" w:sz="4" w:space="0" w:color="C9D3E4"/>
+          <w:insideH w:val="single" w:sz="4" w:space="0" w:color="C9D3E4"/>
+          <w:insideV w:val="single" w:sz="4" w:space="0" w:color="C9D3E4"/>
+        </w:tblBorders>
+        <w:tblCellMar>
+          <w:top w:w="140" w:type="dxa"/>
+          <w:left w:w="160" w:type="dxa"/>
+          <w:bottom w:w="140" w:type="dxa"/>
+          <w:right w:w="160" w:type="dxa"/>
+        </w:tblCellMar>
+        <w:tblLook w:firstColumn="1" w:firstRow="1" w:lastColumn="0" w:lastRow="0" w:noHBand="0" w:noVBand="1" w:val="04A0"/>
+      </w:tblPr>
+      <w:tblGrid>
+        <w:gridCol w:w="9936"/>
+      </w:tblGrid>
+      <w:tr>
+        <w:trPr>
+          <w:trHeight w:val="1440" w:hRule="atLeast"/>
+        </w:trPr>
+        <w:tc>
+          <w:tcPr>
+            <w:tcW w:type="dxa" w:w="9936"/>
+            <w:shd w:val="clear" w:color="auto" w:fill="FAFCFF"/>
+            <w:vAlign w:val="top"/>
+          </w:tcPr>
+          <w:p>
+            <w:r>
+              <w:rPr>
+                <w:rFonts w:ascii="Calibri" w:hAnsi="Calibri"/>
+                <w:i/>
+                <w:color w:val="4B5563"/>
+                <w:sz w:val="19"/>
+              </w:rPr>
+              <w:t>[Escribe aquí tu respuesta con datos reales de tu proyecto. Borra esta línea cuando empieces.]</w:t>
+            </w:r>
+          </w:p>
+        </w:tc>
+      </w:tr>
+    </w:tbl>
+    <w:p>
+      <w:pPr>
+        <w:spacing w:after="120"/>
+      </w:pPr>
+    </w:p>
+    <w:p>
+      <w:pPr>
+        <w:keepNext/>
+        <w:spacing w:before="320" w:after="80"/>
+      </w:pPr>
+      <w:r>
+        <w:rPr>
+          <w:rFonts w:ascii="Calibri" w:hAnsi="Calibri"/>
+          <w:b/>
+          <w:color w:val="28467E"/>
+          <w:sz w:val="23"/>
+        </w:rPr>
+        <w:t>6 · Firma de conformidad del cierre</w:t>
+      </w:r>
+    </w:p>
+    <w:p>
+      <w:pPr>
+        <w:keepNext/>
+        <w:spacing w:after="120"/>
+        <w:ind w:left="200"/>
+      </w:pPr>
+      <w:r>
+        <w:rPr>
+          <w:rFonts w:ascii="Calibri" w:hAnsi="Calibri"/>
+          <w:b w:val="0"/>
+          <w:i/>
+          <w:color w:val="4B5563"/>
+          <w:sz w:val="20"/>
+        </w:rPr>
+        <w:t>¿Quién firma el cierre por parte de la MiPyME y con qué cargo? Sin esa firma el proyecto queda abierto, por más completo que esté el reporte.</w:t>
+      </w:r>
+    </w:p>
+    <w:tbl>
+      <w:tblPr>
+        <w:tblStyle w:val="TableGrid"/>
+        <w:tblW w:type="auto" w:w="0"/>
+        <w:tblBorders>
+          <w:top w:val="single" w:sz="4" w:space="0" w:color="C9D3E4"/>
+          <w:left w:val="single" w:sz="4" w:space="0" w:color="C9D3E4"/>
+          <w:bottom w:val="single" w:sz="4" w:space="0" w:color="C9D3E4"/>
+          <w:right w:val="single" w:sz="4" w:space="0" w:color="C9D3E4"/>
+          <w:insideH w:val="single" w:sz="4" w:space="0" w:color="C9D3E4"/>
+          <w:insideV w:val="single" w:sz="4" w:space="0" w:color="C9D3E4"/>
+        </w:tblBorders>
+        <w:tblCellMar>
+          <w:top w:w="140" w:type="dxa"/>
+          <w:left w:w="160" w:type="dxa"/>
+          <w:bottom w:w="140" w:type="dxa"/>
+          <w:right w:w="160" w:type="dxa"/>
+        </w:tblCellMar>
+        <w:tblLook w:firstColumn="1" w:firstRow="1" w:lastColumn="0" w:lastRow="0" w:noHBand="0" w:noVBand="1" w:val="04A0"/>
+      </w:tblPr>
+      <w:tblGrid>
+        <w:gridCol w:w="9936"/>
+      </w:tblGrid>
+      <w:tr>
+        <w:trPr>
+          <w:trHeight w:val="1440" w:hRule="atLeast"/>
+        </w:trPr>
+        <w:tc>
+          <w:tcPr>
+            <w:tcW w:type="dxa" w:w="9936"/>
+            <w:shd w:val="clear" w:color="auto" w:fill="FAFCFF"/>
+            <w:vAlign w:val="top"/>
+          </w:tcPr>
+          <w:p>
+            <w:r>
+              <w:rPr>
+                <w:rFonts w:ascii="Calibri" w:hAnsi="Calibri"/>
+                <w:i/>
+                <w:color w:val="4B5563"/>
+                <w:sz w:val="19"/>
+              </w:rPr>
+              <w:t>[Escribe aquí tu respuesta con datos reales de tu proyecto. Borra esta línea cuando empieces.]</w:t>
+            </w:r>
+          </w:p>
+        </w:tc>
+      </w:tr>
+    </w:tbl>
+    <w:p>
+      <w:pPr>
+        <w:spacing w:after="120"/>
+      </w:pPr>
+    </w:p>
+    <w:p>
+      <w:pPr>
+        <w:pBdr>
+          <w:top w:val="single" w:sz="4" w:space="6" w:color="C9D3E4"/>
+        </w:pBdr>
+        <w:spacing w:before="440"/>
+        <w:jc w:val="center"/>
+      </w:pPr>
+      <w:r>
+        <w:rPr>
+          <w:rFonts w:ascii="Calibri" w:hAnsi="Calibri"/>
+          <w:b w:val="0"/>
+          <w:i/>
+          <w:color w:val="4B5563"/>
+          <w:sz w:val="16"/>
+        </w:rPr>
+        <w:t>Mi CompañIA · Una iniciativa de FUNDES México con el apoyo de Google.org</w:t>
+      </w:r>
+      <w:r>
+        <w:rPr>
+          <w:rFonts w:ascii="Calibri" w:hAnsi="Calibri"/>
+          <w:b w:val="0"/>
+          <w:i/>
+          <w:color w:val="4B5563"/>
+          <w:sz w:val="16"/>
+        </w:rPr>
+        <w:t xml:space="preserve"> Template del Manual de Desarrollo de Soluciones de Modernización Digital con IA · Para ser llenado por el aspirante con datos de su proyecto real con una MiPyME</w:t>
       </w:r>
     </w:p>
     <w:sectPr>
